--- a/summary.docx
+++ b/summary.docx
@@ -13,7 +13,7 @@
     </w:p>
     <w:p>
       <w:r>
-        <w:t>Phase 1 results for all 254 counties. Generated 2026-10-02 16:05 UTC from counties.csv.</w:t>
+        <w:t>Phase 1 results for all 254 counties. Generated 2026-10-02 17:00 UTC from counties.csv.</w:t>
       </w:r>
     </w:p>
     <w:p>
@@ -261,6 +261,20 @@
         <w:rPr>
           <w:b/>
         </w:rPr>
+        <w:t xml:space="preserve">Evidence rules for LATER and END. </w:t>
+      </w:r>
+      <w:r>
+        <w:t>LATER needs a county-totals file with a printed run time or upload time on election night and no election-day precinct numbers that night; if only files dated after election night survive, the election is UNDETERMINED. END or LIVE from county-posted reports needs the precinct report's upload time on election night, or no upload time at all and a printed run time on election night; a known later upload (for example a re-upload) cannot show election-night publication.</w:t>
+      </w:r>
+    </w:p>
+    <w:p>
+      <w:pPr>
+        <w:pStyle w:val="ListBullet"/>
+      </w:pPr>
+      <w:r>
+        <w:rPr>
+          <w:b/>
+        </w:rPr>
         <w:t xml:space="preserve">Tag. </w:t>
       </w:r>
       <w:r>
@@ -347,7 +361,7 @@
     </w:p>
     <w:p>
       <w:r>
-        <w:t>39 counties publish precinct results on election night (20 through the night, 19 once with the final unofficial count). 125 publish county totals on election night and precinct detail later. 3 publish no results themselves. 87 cannot be decided from public evidence.</w:t>
+        <w:t>42 counties publish precinct results on election night (21 through the night, 21 once with the final unofficial count). 105 publish county totals on election night and precinct detail later. 1 publish no results themselves. 106 cannot be decided from public evidence.</w:t>
       </w:r>
     </w:p>
     <w:p>
@@ -440,7 +454,7 @@
           </w:tcPr>
           <w:p>
             <w:r>
-              <w:t>20</w:t>
+              <w:t>21</w:t>
             </w:r>
           </w:p>
         </w:tc>
@@ -450,7 +464,7 @@
           </w:tcPr>
           <w:p>
             <w:r>
-              <w:t>17</w:t>
+              <w:t>18</w:t>
             </w:r>
           </w:p>
         </w:tc>
@@ -492,7 +506,7 @@
           </w:tcPr>
           <w:p>
             <w:r>
-              <w:t>19</w:t>
+              <w:t>21</w:t>
             </w:r>
           </w:p>
         </w:tc>
@@ -502,7 +516,17 @@
           </w:tcPr>
           <w:p>
             <w:r>
-              <w:t>4</w:t>
+              <w:t>2</w:t>
+            </w:r>
+          </w:p>
+        </w:tc>
+        <w:tc>
+          <w:tcPr>
+            <w:tcW w:type="dxa" w:w="1728"/>
+          </w:tcPr>
+          <w:p>
+            <w:r>
+              <w:t>9</w:t>
             </w:r>
           </w:p>
         </w:tc>
@@ -513,16 +537,6 @@
           <w:p>
             <w:r>
               <w:t>10</w:t>
-            </w:r>
-          </w:p>
-        </w:tc>
-        <w:tc>
-          <w:tcPr>
-            <w:tcW w:type="dxa" w:w="1728"/>
-          </w:tcPr>
-          <w:p>
-            <w:r>
-              <w:t>5</w:t>
             </w:r>
           </w:p>
         </w:tc>
@@ -544,7 +558,7 @@
           </w:tcPr>
           <w:p>
             <w:r>
-              <w:t>125</w:t>
+              <w:t>105</w:t>
             </w:r>
           </w:p>
         </w:tc>
@@ -564,7 +578,7 @@
           </w:tcPr>
           <w:p>
             <w:r>
-              <w:t>87</w:t>
+              <w:t>57</w:t>
             </w:r>
           </w:p>
         </w:tc>
@@ -574,7 +588,7 @@
           </w:tcPr>
           <w:p>
             <w:r>
-              <w:t>37</w:t>
+              <w:t>47</w:t>
             </w:r>
           </w:p>
         </w:tc>
@@ -596,59 +610,7 @@
           </w:tcPr>
           <w:p>
             <w:r>
-              <w:t>3</w:t>
-            </w:r>
-          </w:p>
-        </w:tc>
-        <w:tc>
-          <w:tcPr>
-            <w:tcW w:type="dxa" w:w="1728"/>
-          </w:tcPr>
-          <w:p>
-            <w:r>
-              <w:t>0</w:t>
-            </w:r>
-          </w:p>
-        </w:tc>
-        <w:tc>
-          <w:tcPr>
-            <w:tcW w:type="dxa" w:w="1728"/>
-          </w:tcPr>
-          <w:p>
-            <w:r>
               <w:t>1</w:t>
-            </w:r>
-          </w:p>
-        </w:tc>
-        <w:tc>
-          <w:tcPr>
-            <w:tcW w:type="dxa" w:w="1728"/>
-          </w:tcPr>
-          <w:p>
-            <w:r>
-              <w:t>2</w:t>
-            </w:r>
-          </w:p>
-        </w:tc>
-      </w:tr>
-      <w:tr>
-        <w:tc>
-          <w:tcPr>
-            <w:tcW w:type="dxa" w:w="1728"/>
-          </w:tcPr>
-          <w:p>
-            <w:r>
-              <w:t>UNKNOWN</w:t>
-            </w:r>
-          </w:p>
-        </w:tc>
-        <w:tc>
-          <w:tcPr>
-            <w:tcW w:type="dxa" w:w="1728"/>
-          </w:tcPr>
-          <w:p>
-            <w:r>
-              <w:t>87</w:t>
             </w:r>
           </w:p>
         </w:tc>
@@ -678,7 +640,59 @@
           </w:tcPr>
           <w:p>
             <w:r>
-              <w:t>87</w:t>
+              <w:t>1</w:t>
+            </w:r>
+          </w:p>
+        </w:tc>
+      </w:tr>
+      <w:tr>
+        <w:tc>
+          <w:tcPr>
+            <w:tcW w:type="dxa" w:w="1728"/>
+          </w:tcPr>
+          <w:p>
+            <w:r>
+              <w:t>UNKNOWN</w:t>
+            </w:r>
+          </w:p>
+        </w:tc>
+        <w:tc>
+          <w:tcPr>
+            <w:tcW w:type="dxa" w:w="1728"/>
+          </w:tcPr>
+          <w:p>
+            <w:r>
+              <w:t>106</w:t>
+            </w:r>
+          </w:p>
+        </w:tc>
+        <w:tc>
+          <w:tcPr>
+            <w:tcW w:type="dxa" w:w="1728"/>
+          </w:tcPr>
+          <w:p>
+            <w:r>
+              <w:t>0</w:t>
+            </w:r>
+          </w:p>
+        </w:tc>
+        <w:tc>
+          <w:tcPr>
+            <w:tcW w:type="dxa" w:w="1728"/>
+          </w:tcPr>
+          <w:p>
+            <w:r>
+              <w:t>0</w:t>
+            </w:r>
+          </w:p>
+        </w:tc>
+        <w:tc>
+          <w:tcPr>
+            <w:tcW w:type="dxa" w:w="1728"/>
+          </w:tcPr>
+          <w:p>
+            <w:r>
+              <w:t>106</w:t>
             </w:r>
           </w:p>
         </w:tc>
@@ -703,10 +717,10 @@
         <w:rPr>
           <w:b/>
         </w:rPr>
-        <w:t xml:space="preserve">LIVE_PRECINCT (20): </w:t>
+        <w:t xml:space="preserve">LIVE_PRECINCT (21): </w:t>
       </w:r>
       <w:r>
-        <w:t>Bell (low), Comal (low), Dallas (high), Denton (high), El Paso (high), Fort Bend (high), Galveston (high), Harris (med), Hidalgo (high), Hunt (high), Kaufman (high), Kendall (high), Midland (high), Montague (high), Rockwall (high), Rusk (high), Tarrant (high), Travis (high), Victoria (high), Wood (high)</w:t>
+        <w:t>Bell (low), Bexar (high), Comal (low), Dallas (high), Denton (high), El Paso (high), Fort Bend (high), Galveston (high), Harris (med), Hidalgo (high), Hunt (high), Kaufman (high), Kendall (high), Midland (high), Montague (high), Rockwall (high), Rusk (high), Tarrant (high), Travis (high), Victoria (high), Wood (high)</w:t>
       </w:r>
     </w:p>
     <w:p>
@@ -714,10 +728,10 @@
         <w:rPr>
           <w:b/>
         </w:rPr>
-        <w:t xml:space="preserve">PRECINCT_END_OF_NIGHT (19): </w:t>
+        <w:t xml:space="preserve">PRECINCT_END_OF_NIGHT (21): </w:t>
       </w:r>
       <w:r>
-        <w:t>Bandera (low), Bastrop (high), Burnet (low), Chambers (med), Cochran (med), Cooke (med), DeWitt (low), Fayette (med), Gregg (high), Hemphill (med), Hopkins (low), Houston (med), Hutchinson (med), Lamar (high), Liberty (med), Lipscomb (med), Lynn (med), Ochiltree (low), Robertson (high)</w:t>
+        <w:t>Bandera (low), Bastrop (high), Bowie (low), Burnet (low), Chambers (med), Cochran (med), Cooke (med), DeWitt (low), Donley (low), Fayette (med), Gillespie (low), Glasscock (low), Gregg (high), Hemphill (med), Hopkins (low), Houston (med), Jim Hogg (low), Liberty (med), Lipscomb (med), Lynn (med), Ochiltree (low)</w:t>
       </w:r>
     </w:p>
     <w:p>
@@ -831,7 +845,7 @@
           </w:tcPr>
           <w:p>
             <w:r>
-              <w:t>11</w:t>
+              <w:t>10</w:t>
             </w:r>
           </w:p>
         </w:tc>
@@ -841,7 +855,7 @@
           </w:tcPr>
           <w:p>
             <w:r>
-              <w:t>76</w:t>
+              <w:t>54</w:t>
             </w:r>
           </w:p>
         </w:tc>
@@ -861,7 +875,7 @@
           </w:tcPr>
           <w:p>
             <w:r>
-              <w:t>145</w:t>
+              <w:t>168</w:t>
             </w:r>
           </w:p>
         </w:tc>
@@ -893,7 +907,7 @@
           </w:tcPr>
           <w:p>
             <w:r>
-              <w:t>15</w:t>
+              <w:t>14</w:t>
             </w:r>
           </w:p>
         </w:tc>
@@ -903,7 +917,7 @@
           </w:tcPr>
           <w:p>
             <w:r>
-              <w:t>92</w:t>
+              <w:t>64</w:t>
             </w:r>
           </w:p>
         </w:tc>
@@ -913,7 +927,7 @@
           </w:tcPr>
           <w:p>
             <w:r>
-              <w:t>2</w:t>
+              <w:t>0</w:t>
             </w:r>
           </w:p>
         </w:tc>
@@ -923,7 +937,7 @@
           </w:tcPr>
           <w:p>
             <w:r>
-              <w:t>123</w:t>
+              <w:t>154</w:t>
             </w:r>
           </w:p>
         </w:tc>
@@ -955,7 +969,7 @@
           </w:tcPr>
           <w:p>
             <w:r>
-              <w:t>25</w:t>
+              <w:t>24</w:t>
             </w:r>
           </w:p>
         </w:tc>
@@ -965,7 +979,7 @@
           </w:tcPr>
           <w:p>
             <w:r>
-              <w:t>103</w:t>
+              <w:t>82</w:t>
             </w:r>
           </w:p>
         </w:tc>
@@ -975,7 +989,7 @@
           </w:tcPr>
           <w:p>
             <w:r>
-              <w:t>2</w:t>
+              <w:t>0</w:t>
             </w:r>
           </w:p>
         </w:tc>
@@ -985,7 +999,7 @@
           </w:tcPr>
           <w:p>
             <w:r>
-              <w:t>111</w:t>
+              <w:t>135</w:t>
             </w:r>
           </w:p>
         </w:tc>
@@ -994,7 +1008,7 @@
     <w:p/>
     <w:p>
       <w:r>
-        <w:t>Of 762 county-elections, 383 were determined: 72 by check 1 (vendor update log), 309 by check 2 (county-posted reports), and 2 by check 3 (Wayback captures). 379 remain UNDETERMINED.</w:t>
+        <w:t>Of 762 county-elections, 305 were determined: 72 by check 1 (vendor update log), 231 by check 2 (county-posted reports), and 2 by check 3 (Wayback captures). 457 remain UNDETERMINED.</w:t>
       </w:r>
     </w:p>
     <w:p>
@@ -1017,6 +1031,11 @@
     </w:p>
     <w:p>
       <w:r>
+        <w:t>Three rules were tightened during the run and applied to every county by dedicated passes, so results do not depend on which agent handled a county: precinct numbers count only if they include election-day votes and repeated identical numbers are one release; LATER needs positive election-night evidence; and END from county-posted reports needs an election-night upload time when one is known.</w:t>
+      </w:r>
+    </w:p>
+    <w:p>
+      <w:r>
         <w:t>Selected counties were re-checked by independent verifier agents working blind: every LIVE_PRECINCT and PRECINCT_END_OF_NIGHT, every low-confidence tag, and a seeded random 10 percent of the rest. Disagreement sets the tag to UNKNOWN.</w:t>
       </w:r>
     </w:p>
@@ -1030,7 +1049,7 @@
     </w:p>
     <w:p>
       <w:r>
-        <w:t>5 counties were re-checked by a blind verifier; 4 agreed. Disagreements, now UNKNOWN: Bexar.</w:t>
+        <w:t>119 counties were re-checked by a blind verifier; 101 agreed. Disagreements, now UNKNOWN: Cherokee, Childress, Dimmit, Foard, Garza, Hamilton, Haskell, Irion, Jasper, Kent, Lamar, Robertson, San Saba, Scurry, Terrell, Throckmorton, Tyler, Zapata.</w:t>
       </w:r>
     </w:p>
     <w:p>
@@ -1054,7 +1073,7 @@
         <w:pStyle w:val="ListBullet"/>
       </w:pPr>
       <w:r>
-        <w:t>87 counties are UNKNOWN. Most post election-night reports that are later overwritten, use web servers that do not report upload times, or block automated requests.</w:t>
+        <w:t>106 counties are UNKNOWN. Most post election-night reports that are later overwritten, use web servers that do not report upload times, or block automated requests.</w:t>
       </w:r>
     </w:p>
     <w:p>

--- a/summary.docx
+++ b/summary.docx
@@ -13,7 +13,7 @@
     </w:p>
     <w:p>
       <w:r>
-        <w:t>Phase 1 results for all 254 counties. Generated 2026-10-02 17:00 UTC from counties.csv.</w:t>
+        <w:t>Phase 1 results for all 254 counties. Generated 2026-10-02 21:39 UTC from counties.csv.</w:t>
       </w:r>
     </w:p>
     <w:p>
@@ -361,7 +361,7 @@
     </w:p>
     <w:p>
       <w:r>
-        <w:t>42 counties publish precinct results on election night (21 through the night, 21 once with the final unofficial count). 105 publish county totals on election night and precinct detail later. 1 publish no results themselves. 106 cannot be decided from public evidence.</w:t>
+        <w:t>46 counties publish precinct results on election night (25 through the night, 21 once with the final unofficial count). 106 publish county totals on election night and precinct detail later. 1 publish no results themselves. 101 cannot be decided from public evidence.</w:t>
       </w:r>
     </w:p>
     <w:p>
@@ -454,6 +454,16 @@
           </w:tcPr>
           <w:p>
             <w:r>
+              <w:t>25</w:t>
+            </w:r>
+          </w:p>
+        </w:tc>
+        <w:tc>
+          <w:tcPr>
+            <w:tcW w:type="dxa" w:w="1728"/>
+          </w:tcPr>
+          <w:p>
+            <w:r>
               <w:t>21</w:t>
             </w:r>
           </w:p>
@@ -464,17 +474,7 @@
           </w:tcPr>
           <w:p>
             <w:r>
-              <w:t>18</w:t>
-            </w:r>
-          </w:p>
-        </w:tc>
-        <w:tc>
-          <w:tcPr>
-            <w:tcW w:type="dxa" w:w="1728"/>
-          </w:tcPr>
-          <w:p>
-            <w:r>
-              <w:t>1</w:t>
+              <w:t>2</w:t>
             </w:r>
           </w:p>
         </w:tc>
@@ -558,7 +558,7 @@
           </w:tcPr>
           <w:p>
             <w:r>
-              <w:t>105</w:t>
+              <w:t>106</w:t>
             </w:r>
           </w:p>
         </w:tc>
@@ -588,7 +588,7 @@
           </w:tcPr>
           <w:p>
             <w:r>
-              <w:t>47</w:t>
+              <w:t>48</w:t>
             </w:r>
           </w:p>
         </w:tc>
@@ -662,7 +662,7 @@
           </w:tcPr>
           <w:p>
             <w:r>
-              <w:t>106</w:t>
+              <w:t>101</w:t>
             </w:r>
           </w:p>
         </w:tc>
@@ -692,7 +692,7 @@
           </w:tcPr>
           <w:p>
             <w:r>
-              <w:t>106</w:t>
+              <w:t>101</w:t>
             </w:r>
           </w:p>
         </w:tc>
@@ -717,10 +717,10 @@
         <w:rPr>
           <w:b/>
         </w:rPr>
-        <w:t xml:space="preserve">LIVE_PRECINCT (21): </w:t>
+        <w:t xml:space="preserve">LIVE_PRECINCT (25): </w:t>
       </w:r>
       <w:r>
-        <w:t>Bell (low), Bexar (high), Comal (low), Dallas (high), Denton (high), El Paso (high), Fort Bend (high), Galveston (high), Harris (med), Hidalgo (high), Hunt (high), Kaufman (high), Kendall (high), Midland (high), Montague (high), Rockwall (high), Rusk (high), Tarrant (high), Travis (high), Victoria (high), Wood (high)</w:t>
+        <w:t>Bell (low), Bexar (high), Comal (low), Dallas (high), Denton (high), El Paso (high), Fort Bend (high), Galveston (high), Harris (med), Hidalgo (high), Hunt (high), Jefferson (high), Kaufman (high), Kendall (high), Lubbock (med), Midland (high), Montague (high), Nueces (high), Parker (high), Rockwall (high), Rusk (high), Tarrant (high), Travis (high), Victoria (high), Wood (high)</w:t>
       </w:r>
     </w:p>
     <w:p>
@@ -835,7 +835,7 @@
           </w:tcPr>
           <w:p>
             <w:r>
-              <w:t>21</w:t>
+              <w:t>25</w:t>
             </w:r>
           </w:p>
         </w:tc>
@@ -875,7 +875,7 @@
           </w:tcPr>
           <w:p>
             <w:r>
-              <w:t>168</w:t>
+              <w:t>164</w:t>
             </w:r>
           </w:p>
         </w:tc>
@@ -897,7 +897,7 @@
           </w:tcPr>
           <w:p>
             <w:r>
-              <w:t>22</w:t>
+              <w:t>24</w:t>
             </w:r>
           </w:p>
         </w:tc>
@@ -907,7 +907,7 @@
           </w:tcPr>
           <w:p>
             <w:r>
-              <w:t>14</w:t>
+              <w:t>15</w:t>
             </w:r>
           </w:p>
         </w:tc>
@@ -917,7 +917,7 @@
           </w:tcPr>
           <w:p>
             <w:r>
-              <w:t>64</w:t>
+              <w:t>65</w:t>
             </w:r>
           </w:p>
         </w:tc>
@@ -937,7 +937,7 @@
           </w:tcPr>
           <w:p>
             <w:r>
-              <w:t>154</w:t>
+              <w:t>150</w:t>
             </w:r>
           </w:p>
         </w:tc>
@@ -959,7 +959,7 @@
           </w:tcPr>
           <w:p>
             <w:r>
-              <w:t>13</w:t>
+              <w:t>14</w:t>
             </w:r>
           </w:p>
         </w:tc>
@@ -979,7 +979,7 @@
           </w:tcPr>
           <w:p>
             <w:r>
-              <w:t>82</w:t>
+              <w:t>84</w:t>
             </w:r>
           </w:p>
         </w:tc>
@@ -999,7 +999,7 @@
           </w:tcPr>
           <w:p>
             <w:r>
-              <w:t>135</w:t>
+              <w:t>132</w:t>
             </w:r>
           </w:p>
         </w:tc>
@@ -1008,7 +1008,7 @@
     <w:p/>
     <w:p>
       <w:r>
-        <w:t>Of 762 county-elections, 305 were determined: 72 by check 1 (vendor update log), 231 by check 2 (county-posted reports), and 2 by check 3 (Wayback captures). 457 remain UNDETERMINED.</w:t>
+        <w:t>Of 762 county-elections, 316 were determined: 82 by check 1 (vendor update log), 232 by check 2 (county-posted reports), and 2 by check 3 (Wayback captures). 446 remain UNDETERMINED.</w:t>
       </w:r>
     </w:p>
     <w:p>
@@ -1049,7 +1049,7 @@
     </w:p>
     <w:p>
       <w:r>
-        <w:t>119 counties were re-checked by a blind verifier; 101 agreed. Disagreements, now UNKNOWN: Cherokee, Childress, Dimmit, Foard, Garza, Hamilton, Haskell, Irion, Jasper, Kent, Lamar, Robertson, San Saba, Scurry, Terrell, Throckmorton, Tyler, Zapata.</w:t>
+        <w:t>123 counties were re-checked by a blind verifier; 105 agreed. Disagreements, now UNKNOWN: Cherokee, Childress, Dimmit, Foard, Garza, Hamilton, Haskell, Irion, Jasper, Kent, Lamar, Robertson, San Saba, Scurry, Terrell, Throckmorton, Tyler, Zapata.</w:t>
       </w:r>
     </w:p>
     <w:p>
@@ -1073,7 +1073,7 @@
         <w:pStyle w:val="ListBullet"/>
       </w:pPr>
       <w:r>
-        <w:t>106 counties are UNKNOWN. Most post election-night reports that are later overwritten, use web servers that do not report upload times, or block automated requests.</w:t>
+        <w:t>101 counties are UNKNOWN. Most post election-night reports that are later overwritten, use web servers that do not report upload times, or block automated requests.</w:t>
       </w:r>
     </w:p>
     <w:p>
@@ -1098,6 +1098,14 @@
       </w:pPr>
       <w:r>
         <w:t>Some counties hide precinct values in a particular election (Clarity marks them protected), so the same county can be LIVE in one election and LATER in another. The two-of-three rule decides the tag.</w:t>
+      </w:r>
+    </w:p>
+    <w:p>
+      <w:pPr>
+        <w:pStyle w:val="ListBullet"/>
+      </w:pPr>
+      <w:r>
+        <w:t>Owner overrides (tag set by the project owner where the fixed rule gives another tag; both are recorded): Lubbock (LIVE_PRECINCT; rule gives UNKNOWN).</w:t>
       </w:r>
     </w:p>
     <w:p>

--- a/summary.docx
+++ b/summary.docx
@@ -13,7 +13,7 @@
     </w:p>
     <w:p>
       <w:r>
-        <w:t>Phase 1 results for all 254 counties. Generated 2026-10-02 21:39 UTC from counties.csv.</w:t>
+        <w:t>Phase 1 results for all 254 counties. Generated 2026-10-02 21:53 UTC from counties.csv.</w:t>
       </w:r>
     </w:p>
     <w:p>
@@ -361,7 +361,7 @@
     </w:p>
     <w:p>
       <w:r>
-        <w:t>46 counties publish precinct results on election night (25 through the night, 21 once with the final unofficial count). 106 publish county totals on election night and precinct detail later. 1 publish no results themselves. 101 cannot be decided from public evidence.</w:t>
+        <w:t>47 counties publish precinct results on election night (25 through the night, 22 once with the final unofficial count). 106 publish county totals on election night and precinct detail later. 1 publish no results themselves. 100 cannot be decided from public evidence.</w:t>
       </w:r>
     </w:p>
     <w:p>
@@ -506,7 +506,7 @@
           </w:tcPr>
           <w:p>
             <w:r>
-              <w:t>21</w:t>
+              <w:t>22</w:t>
             </w:r>
           </w:p>
         </w:tc>
@@ -536,7 +536,7 @@
           </w:tcPr>
           <w:p>
             <w:r>
-              <w:t>10</w:t>
+              <w:t>11</w:t>
             </w:r>
           </w:p>
         </w:tc>
@@ -662,7 +662,7 @@
           </w:tcPr>
           <w:p>
             <w:r>
-              <w:t>101</w:t>
+              <w:t>100</w:t>
             </w:r>
           </w:p>
         </w:tc>
@@ -692,7 +692,7 @@
           </w:tcPr>
           <w:p>
             <w:r>
-              <w:t>101</w:t>
+              <w:t>100</w:t>
             </w:r>
           </w:p>
         </w:tc>
@@ -728,10 +728,10 @@
         <w:rPr>
           <w:b/>
         </w:rPr>
-        <w:t xml:space="preserve">PRECINCT_END_OF_NIGHT (21): </w:t>
+        <w:t xml:space="preserve">PRECINCT_END_OF_NIGHT (22): </w:t>
       </w:r>
       <w:r>
-        <w:t>Bandera (low), Bastrop (high), Bowie (low), Burnet (low), Chambers (med), Cochran (med), Cooke (med), DeWitt (low), Donley (low), Fayette (med), Gillespie (low), Glasscock (low), Gregg (high), Hemphill (med), Hopkins (low), Houston (med), Jim Hogg (low), Liberty (med), Lipscomb (med), Lynn (med), Ochiltree (low)</w:t>
+        <w:t>Bandera (low), Bastrop (high), Bowie (low), Burnet (low), Chambers (med), Cochran (med), Collin (low), Cooke (med), DeWitt (low), Donley (low), Fayette (med), Gillespie (low), Glasscock (low), Gregg (high), Hemphill (med), Hopkins (low), Houston (med), Jim Hogg (low), Liberty (med), Lipscomb (med), Lynn (med), Ochiltree (low)</w:t>
       </w:r>
     </w:p>
     <w:p>
@@ -845,7 +845,7 @@
           </w:tcPr>
           <w:p>
             <w:r>
-              <w:t>10</w:t>
+              <w:t>11</w:t>
             </w:r>
           </w:p>
         </w:tc>
@@ -875,7 +875,7 @@
           </w:tcPr>
           <w:p>
             <w:r>
-              <w:t>164</w:t>
+              <w:t>163</w:t>
             </w:r>
           </w:p>
         </w:tc>
@@ -1008,7 +1008,7 @@
     <w:p/>
     <w:p>
       <w:r>
-        <w:t>Of 762 county-elections, 316 were determined: 82 by check 1 (vendor update log), 232 by check 2 (county-posted reports), and 2 by check 3 (Wayback captures). 446 remain UNDETERMINED.</w:t>
+        <w:t>Of 762 county-elections, 317 were determined: 82 by check 1 (vendor update log), 233 by check 2 (county-posted reports), and 2 by check 3 (Wayback captures). 445 remain UNDETERMINED.</w:t>
       </w:r>
     </w:p>
     <w:p>
@@ -1049,7 +1049,7 @@
     </w:p>
     <w:p>
       <w:r>
-        <w:t>123 counties were re-checked by a blind verifier; 105 agreed. Disagreements, now UNKNOWN: Cherokee, Childress, Dimmit, Foard, Garza, Hamilton, Haskell, Irion, Jasper, Kent, Lamar, Robertson, San Saba, Scurry, Terrell, Throckmorton, Tyler, Zapata.</w:t>
+        <w:t>124 counties were re-checked by a blind verifier; 105 agreed. Disagreements, now UNKNOWN: Cherokee, Childress, Dimmit, Foard, Garza, Hamilton, Haskell, Irion, Jasper, Kent, Lamar, Robertson, San Saba, Scurry, Terrell, Throckmorton, Tyler, Zapata.</w:t>
       </w:r>
     </w:p>
     <w:p>
@@ -1073,7 +1073,7 @@
         <w:pStyle w:val="ListBullet"/>
       </w:pPr>
       <w:r>
-        <w:t>101 counties are UNKNOWN. Most post election-night reports that are later overwritten, use web servers that do not report upload times, or block automated requests.</w:t>
+        <w:t>100 counties are UNKNOWN. Most post election-night reports that are later overwritten, use web servers that do not report upload times, or block automated requests.</w:t>
       </w:r>
     </w:p>
     <w:p>

--- a/summary.docx
+++ b/summary.docx
@@ -13,7 +13,7 @@
     </w:p>
     <w:p>
       <w:r>
-        <w:t>Phase 1 results for all 254 counties. Generated 2026-10-02 21:53 UTC from counties.csv.</w:t>
+        <w:t>Phase 1 results for all 254 counties. Generated 2026-10-02 22:36 UTC from counties.csv.</w:t>
       </w:r>
     </w:p>
     <w:p>
@@ -361,7 +361,7 @@
     </w:p>
     <w:p>
       <w:r>
-        <w:t>47 counties publish precinct results on election night (25 through the night, 22 once with the final unofficial count). 106 publish county totals on election night and precinct detail later. 1 publish no results themselves. 100 cannot be decided from public evidence.</w:t>
+        <w:t>50 counties publish precinct results on election night (26 through the night, 24 once with the final unofficial count). 111 publish county totals on election night and precinct detail later. 1 publish no results themselves. 92 cannot be decided from public evidence.</w:t>
       </w:r>
     </w:p>
     <w:p>
@@ -454,7 +454,7 @@
           </w:tcPr>
           <w:p>
             <w:r>
-              <w:t>25</w:t>
+              <w:t>26</w:t>
             </w:r>
           </w:p>
         </w:tc>
@@ -484,7 +484,7 @@
           </w:tcPr>
           <w:p>
             <w:r>
-              <w:t>2</w:t>
+              <w:t>3</w:t>
             </w:r>
           </w:p>
         </w:tc>
@@ -506,7 +506,7 @@
           </w:tcPr>
           <w:p>
             <w:r>
-              <w:t>22</w:t>
+              <w:t>24</w:t>
             </w:r>
           </w:p>
         </w:tc>
@@ -526,7 +526,7 @@
           </w:tcPr>
           <w:p>
             <w:r>
-              <w:t>9</w:t>
+              <w:t>11</w:t>
             </w:r>
           </w:p>
         </w:tc>
@@ -558,7 +558,7 @@
           </w:tcPr>
           <w:p>
             <w:r>
-              <w:t>106</w:t>
+              <w:t>111</w:t>
             </w:r>
           </w:p>
         </w:tc>
@@ -578,7 +578,7 @@
           </w:tcPr>
           <w:p>
             <w:r>
-              <w:t>57</w:t>
+              <w:t>58</w:t>
             </w:r>
           </w:p>
         </w:tc>
@@ -588,7 +588,7 @@
           </w:tcPr>
           <w:p>
             <w:r>
-              <w:t>48</w:t>
+              <w:t>52</w:t>
             </w:r>
           </w:p>
         </w:tc>
@@ -662,7 +662,7 @@
           </w:tcPr>
           <w:p>
             <w:r>
-              <w:t>100</w:t>
+              <w:t>92</w:t>
             </w:r>
           </w:p>
         </w:tc>
@@ -692,7 +692,7 @@
           </w:tcPr>
           <w:p>
             <w:r>
-              <w:t>100</w:t>
+              <w:t>92</w:t>
             </w:r>
           </w:p>
         </w:tc>
@@ -717,10 +717,10 @@
         <w:rPr>
           <w:b/>
         </w:rPr>
-        <w:t xml:space="preserve">LIVE_PRECINCT (25): </w:t>
+        <w:t xml:space="preserve">LIVE_PRECINCT (26): </w:t>
       </w:r>
       <w:r>
-        <w:t>Bell (low), Bexar (high), Comal (low), Dallas (high), Denton (high), El Paso (high), Fort Bend (high), Galveston (high), Harris (med), Hidalgo (high), Hunt (high), Jefferson (high), Kaufman (high), Kendall (high), Lubbock (med), Midland (high), Montague (high), Nueces (high), Parker (high), Rockwall (high), Rusk (high), Tarrant (high), Travis (high), Victoria (high), Wood (high)</w:t>
+        <w:t>Bell (low), Bexar (high), Comal (low), Dallas (high), Denton (high), El Paso (high), Fort Bend (high), Galveston (high), Harris (med), Hidalgo (high), Hunt (high), Jefferson (high), Kaufman (high), Kendall (high), Lubbock (med), Midland (high), Montague (high), Nueces (high), Parker (high), Rockwall (high), Rusk (high), Tarrant (high), Travis (high), Victoria (high), Williamson (low), Wood (high)</w:t>
       </w:r>
     </w:p>
     <w:p>
@@ -728,10 +728,10 @@
         <w:rPr>
           <w:b/>
         </w:rPr>
-        <w:t xml:space="preserve">PRECINCT_END_OF_NIGHT (22): </w:t>
+        <w:t xml:space="preserve">PRECINCT_END_OF_NIGHT (24): </w:t>
       </w:r>
       <w:r>
-        <w:t>Bandera (low), Bastrop (high), Bowie (low), Burnet (low), Chambers (med), Cochran (med), Collin (low), Cooke (med), DeWitt (low), Donley (low), Fayette (med), Gillespie (low), Glasscock (low), Gregg (high), Hemphill (med), Hopkins (low), Houston (med), Jim Hogg (low), Liberty (med), Lipscomb (med), Lynn (med), Ochiltree (low)</w:t>
+        <w:t>Bandera (low), Bastrop (high), Bowie (low), Burnet (low), Chambers (med), Cochran (med), Collin (low), Cooke (med), Coryell (med), DeWitt (low), Donley (low), Fayette (med), Gillespie (low), Glasscock (low), Gregg (high), Hemphill (med), Hopkins (low), Houston (med), Jim Hogg (low), Liberty (med), Lipscomb (med), Lynn (med), Ochiltree (low), Polk (med)</w:t>
       </w:r>
     </w:p>
     <w:p>
@@ -845,7 +845,7 @@
           </w:tcPr>
           <w:p>
             <w:r>
-              <w:t>11</w:t>
+              <w:t>12</w:t>
             </w:r>
           </w:p>
         </w:tc>
@@ -855,7 +855,7 @@
           </w:tcPr>
           <w:p>
             <w:r>
-              <w:t>54</w:t>
+              <w:t>56</w:t>
             </w:r>
           </w:p>
         </w:tc>
@@ -875,7 +875,7 @@
           </w:tcPr>
           <w:p>
             <w:r>
-              <w:t>163</w:t>
+              <w:t>160</w:t>
             </w:r>
           </w:p>
         </w:tc>
@@ -897,7 +897,7 @@
           </w:tcPr>
           <w:p>
             <w:r>
-              <w:t>24</w:t>
+              <w:t>25</w:t>
             </w:r>
           </w:p>
         </w:tc>
@@ -907,7 +907,7 @@
           </w:tcPr>
           <w:p>
             <w:r>
-              <w:t>15</w:t>
+              <w:t>17</w:t>
             </w:r>
           </w:p>
         </w:tc>
@@ -917,7 +917,7 @@
           </w:tcPr>
           <w:p>
             <w:r>
-              <w:t>65</w:t>
+              <w:t>69</w:t>
             </w:r>
           </w:p>
         </w:tc>
@@ -937,7 +937,7 @@
           </w:tcPr>
           <w:p>
             <w:r>
-              <w:t>150</w:t>
+              <w:t>143</w:t>
             </w:r>
           </w:p>
         </w:tc>
@@ -969,7 +969,7 @@
           </w:tcPr>
           <w:p>
             <w:r>
-              <w:t>24</w:t>
+              <w:t>26</w:t>
             </w:r>
           </w:p>
         </w:tc>
@@ -979,7 +979,7 @@
           </w:tcPr>
           <w:p>
             <w:r>
-              <w:t>84</w:t>
+              <w:t>85</w:t>
             </w:r>
           </w:p>
         </w:tc>
@@ -999,7 +999,7 @@
           </w:tcPr>
           <w:p>
             <w:r>
-              <w:t>132</w:t>
+              <w:t>129</w:t>
             </w:r>
           </w:p>
         </w:tc>
@@ -1008,7 +1008,7 @@
     <w:p/>
     <w:p>
       <w:r>
-        <w:t>Of 762 county-elections, 317 were determined: 82 by check 1 (vendor update log), 233 by check 2 (county-posted reports), and 2 by check 3 (Wayback captures). 445 remain UNDETERMINED.</w:t>
+        <w:t>Of 762 county-elections, 330 were determined: 82 by check 1 (vendor update log), 244 by check 2 (county-posted reports), and 4 by check 3 (Wayback captures). 432 remain UNDETERMINED.</w:t>
       </w:r>
     </w:p>
     <w:p>
@@ -1049,7 +1049,7 @@
     </w:p>
     <w:p>
       <w:r>
-        <w:t>124 counties were re-checked by a blind verifier; 105 agreed. Disagreements, now UNKNOWN: Cherokee, Childress, Dimmit, Foard, Garza, Hamilton, Haskell, Irion, Jasper, Kent, Lamar, Robertson, San Saba, Scurry, Terrell, Throckmorton, Tyler, Zapata.</w:t>
+        <w:t>132 counties were re-checked by a blind verifier; 112 agreed. Disagreements, now UNKNOWN: Cherokee, Childress, Dimmit, Foard, Garza, Hamilton, Haskell, Irion, Jasper, Kent, Lamar, Robertson, San Saba, Scurry, Terrell, Throckmorton, Tyler, Zapata.</w:t>
       </w:r>
     </w:p>
     <w:p>
@@ -1073,7 +1073,7 @@
         <w:pStyle w:val="ListBullet"/>
       </w:pPr>
       <w:r>
-        <w:t>100 counties are UNKNOWN. Most post election-night reports that are later overwritten, use web servers that do not report upload times, or block automated requests.</w:t>
+        <w:t>92 counties are UNKNOWN. Most post election-night reports that are later overwritten, use web servers that do not report upload times, or block automated requests.</w:t>
       </w:r>
     </w:p>
     <w:p>

--- a/summary.docx
+++ b/summary.docx
@@ -13,7 +13,7 @@
     </w:p>
     <w:p>
       <w:r>
-        <w:t>Phase 1 results for all 254 counties. Generated 2026-10-02 22:36 UTC from counties.csv.</w:t>
+        <w:t>Phase 1 results for all 254 counties. Generated 2026-10-02 23:01 UTC from counties.csv.</w:t>
       </w:r>
     </w:p>
     <w:p>
@@ -361,7 +361,7 @@
     </w:p>
     <w:p>
       <w:r>
-        <w:t>50 counties publish precinct results on election night (26 through the night, 24 once with the final unofficial count). 111 publish county totals on election night and precinct detail later. 1 publish no results themselves. 92 cannot be decided from public evidence.</w:t>
+        <w:t>53 counties publish precinct results on election night (26 through the night, 27 once with the final unofficial count). 126 publish county totals on election night and precinct detail later. 1 publish no results themselves. 74 cannot be decided from public evidence.</w:t>
       </w:r>
     </w:p>
     <w:p>
@@ -506,7 +506,7 @@
           </w:tcPr>
           <w:p>
             <w:r>
-              <w:t>24</w:t>
+              <w:t>27</w:t>
             </w:r>
           </w:p>
         </w:tc>
@@ -526,7 +526,7 @@
           </w:tcPr>
           <w:p>
             <w:r>
-              <w:t>11</w:t>
+              <w:t>14</w:t>
             </w:r>
           </w:p>
         </w:tc>
@@ -558,7 +558,7 @@
           </w:tcPr>
           <w:p>
             <w:r>
-              <w:t>111</w:t>
+              <w:t>126</w:t>
             </w:r>
           </w:p>
         </w:tc>
@@ -578,7 +578,7 @@
           </w:tcPr>
           <w:p>
             <w:r>
-              <w:t>58</w:t>
+              <w:t>68</w:t>
             </w:r>
           </w:p>
         </w:tc>
@@ -588,7 +588,7 @@
           </w:tcPr>
           <w:p>
             <w:r>
-              <w:t>52</w:t>
+              <w:t>57</w:t>
             </w:r>
           </w:p>
         </w:tc>
@@ -662,7 +662,7 @@
           </w:tcPr>
           <w:p>
             <w:r>
-              <w:t>92</w:t>
+              <w:t>74</w:t>
             </w:r>
           </w:p>
         </w:tc>
@@ -692,7 +692,7 @@
           </w:tcPr>
           <w:p>
             <w:r>
-              <w:t>92</w:t>
+              <w:t>74</w:t>
             </w:r>
           </w:p>
         </w:tc>
@@ -728,10 +728,10 @@
         <w:rPr>
           <w:b/>
         </w:rPr>
-        <w:t xml:space="preserve">PRECINCT_END_OF_NIGHT (24): </w:t>
+        <w:t xml:space="preserve">PRECINCT_END_OF_NIGHT (27): </w:t>
       </w:r>
       <w:r>
-        <w:t>Bandera (low), Bastrop (high), Bowie (low), Burnet (low), Chambers (med), Cochran (med), Collin (low), Cooke (med), Coryell (med), DeWitt (low), Donley (low), Fayette (med), Gillespie (low), Glasscock (low), Gregg (high), Hemphill (med), Hopkins (low), Houston (med), Jim Hogg (low), Liberty (med), Lipscomb (med), Lynn (med), Ochiltree (low), Polk (med)</w:t>
+        <w:t>Bandera (low), Bastrop (high), Bosque (med), Bowie (low), Burnet (low), Chambers (med), Cochran (med), Collin (low), Cooke (med), Coryell (med), Dawson (med), DeWitt (low), Donley (low), Fayette (med), Gillespie (low), Glasscock (low), Gregg (high), Hemphill (med), Hopkins (low), Houston (med), Hutchinson (med), Jim Hogg (low), Liberty (med), Lipscomb (med), Lynn (med), Ochiltree (low), Polk (med)</w:t>
       </w:r>
     </w:p>
     <w:p>
@@ -845,7 +845,7 @@
           </w:tcPr>
           <w:p>
             <w:r>
-              <w:t>12</w:t>
+              <w:t>15</w:t>
             </w:r>
           </w:p>
         </w:tc>
@@ -855,7 +855,7 @@
           </w:tcPr>
           <w:p>
             <w:r>
-              <w:t>56</w:t>
+              <w:t>62</w:t>
             </w:r>
           </w:p>
         </w:tc>
@@ -875,7 +875,7 @@
           </w:tcPr>
           <w:p>
             <w:r>
-              <w:t>160</w:t>
+              <w:t>151</w:t>
             </w:r>
           </w:p>
         </w:tc>
@@ -907,7 +907,7 @@
           </w:tcPr>
           <w:p>
             <w:r>
-              <w:t>17</w:t>
+              <w:t>19</w:t>
             </w:r>
           </w:p>
         </w:tc>
@@ -917,7 +917,7 @@
           </w:tcPr>
           <w:p>
             <w:r>
-              <w:t>69</w:t>
+              <w:t>81</w:t>
             </w:r>
           </w:p>
         </w:tc>
@@ -937,7 +937,7 @@
           </w:tcPr>
           <w:p>
             <w:r>
-              <w:t>143</w:t>
+              <w:t>129</w:t>
             </w:r>
           </w:p>
         </w:tc>
@@ -969,7 +969,7 @@
           </w:tcPr>
           <w:p>
             <w:r>
-              <w:t>26</w:t>
+              <w:t>29</w:t>
             </w:r>
           </w:p>
         </w:tc>
@@ -979,7 +979,7 @@
           </w:tcPr>
           <w:p>
             <w:r>
-              <w:t>85</w:t>
+              <w:t>94</w:t>
             </w:r>
           </w:p>
         </w:tc>
@@ -999,7 +999,7 @@
           </w:tcPr>
           <w:p>
             <w:r>
-              <w:t>129</w:t>
+              <w:t>117</w:t>
             </w:r>
           </w:p>
         </w:tc>
@@ -1008,7 +1008,7 @@
     <w:p/>
     <w:p>
       <w:r>
-        <w:t>Of 762 county-elections, 330 were determined: 82 by check 1 (vendor update log), 244 by check 2 (county-posted reports), and 4 by check 3 (Wayback captures). 432 remain UNDETERMINED.</w:t>
+        <w:t>Of 762 county-elections, 365 were determined: 82 by check 1 (vendor update log), 278 by check 2 (county-posted reports), and 5 by check 3 (Wayback captures). 397 remain UNDETERMINED.</w:t>
       </w:r>
     </w:p>
     <w:p>
@@ -1049,7 +1049,7 @@
     </w:p>
     <w:p>
       <w:r>
-        <w:t>132 counties were re-checked by a blind verifier; 112 agreed. Disagreements, now UNKNOWN: Cherokee, Childress, Dimmit, Foard, Garza, Hamilton, Haskell, Irion, Jasper, Kent, Lamar, Robertson, San Saba, Scurry, Terrell, Throckmorton, Tyler, Zapata.</w:t>
+        <w:t>142 counties were re-checked by a blind verifier; 128 agreed. Disagreements, now UNKNOWN: Cherokee, Childress, Dimmit, Foard, Garza, Hamilton, Irion, Kent, Lamar, Robertson, San Saba, Terrell, Throckmorton.</w:t>
       </w:r>
     </w:p>
     <w:p>
@@ -1073,7 +1073,7 @@
         <w:pStyle w:val="ListBullet"/>
       </w:pPr>
       <w:r>
-        <w:t>92 counties are UNKNOWN. Most post election-night reports that are later overwritten, use web servers that do not report upload times, or block automated requests.</w:t>
+        <w:t>74 counties are UNKNOWN. Most post election-night reports that are later overwritten, use web servers that do not report upload times, or block automated requests.</w:t>
       </w:r>
     </w:p>
     <w:p>

--- a/summary.docx
+++ b/summary.docx
@@ -13,7 +13,7 @@
     </w:p>
     <w:p>
       <w:r>
-        <w:t>Phase 1 results for all 254 counties. Generated 2026-10-02 23:01 UTC from counties.csv.</w:t>
+        <w:t>Phase 1 results for all 254 counties. Generated 2026-10-03 00:15 UTC from counties.csv.</w:t>
       </w:r>
     </w:p>
     <w:p>
@@ -361,7 +361,7 @@
     </w:p>
     <w:p>
       <w:r>
-        <w:t>53 counties publish precinct results on election night (26 through the night, 27 once with the final unofficial count). 126 publish county totals on election night and precinct detail later. 1 publish no results themselves. 74 cannot be decided from public evidence.</w:t>
+        <w:t>53 counties publish precinct results on election night (26 through the night, 27 once with the final unofficial count). 131 publish county totals on election night and precinct detail later. 1 publish no results themselves. 69 cannot be decided from public evidence.</w:t>
       </w:r>
     </w:p>
     <w:p>
@@ -558,7 +558,7 @@
           </w:tcPr>
           <w:p>
             <w:r>
-              <w:t>126</w:t>
+              <w:t>131</w:t>
             </w:r>
           </w:p>
         </w:tc>
@@ -578,7 +578,7 @@
           </w:tcPr>
           <w:p>
             <w:r>
-              <w:t>68</w:t>
+              <w:t>70</w:t>
             </w:r>
           </w:p>
         </w:tc>
@@ -588,7 +588,7 @@
           </w:tcPr>
           <w:p>
             <w:r>
-              <w:t>57</w:t>
+              <w:t>60</w:t>
             </w:r>
           </w:p>
         </w:tc>
@@ -662,7 +662,7 @@
           </w:tcPr>
           <w:p>
             <w:r>
-              <w:t>74</w:t>
+              <w:t>69</w:t>
             </w:r>
           </w:p>
         </w:tc>
@@ -692,7 +692,7 @@
           </w:tcPr>
           <w:p>
             <w:r>
-              <w:t>74</w:t>
+              <w:t>69</w:t>
             </w:r>
           </w:p>
         </w:tc>
@@ -855,7 +855,7 @@
           </w:tcPr>
           <w:p>
             <w:r>
-              <w:t>62</w:t>
+              <w:t>64</w:t>
             </w:r>
           </w:p>
         </w:tc>
@@ -875,7 +875,7 @@
           </w:tcPr>
           <w:p>
             <w:r>
-              <w:t>151</w:t>
+              <w:t>149</w:t>
             </w:r>
           </w:p>
         </w:tc>
@@ -917,7 +917,7 @@
           </w:tcPr>
           <w:p>
             <w:r>
-              <w:t>81</w:t>
+              <w:t>85</w:t>
             </w:r>
           </w:p>
         </w:tc>
@@ -937,7 +937,7 @@
           </w:tcPr>
           <w:p>
             <w:r>
-              <w:t>129</w:t>
+              <w:t>125</w:t>
             </w:r>
           </w:p>
         </w:tc>
@@ -1008,7 +1008,7 @@
     <w:p/>
     <w:p>
       <w:r>
-        <w:t>Of 762 county-elections, 365 were determined: 82 by check 1 (vendor update log), 278 by check 2 (county-posted reports), and 5 by check 3 (Wayback captures). 397 remain UNDETERMINED.</w:t>
+        <w:t>Of 762 county-elections, 371 were determined: 82 by check 1 (vendor update log), 284 by check 2 (county-posted reports), and 5 by check 3 (Wayback captures). 391 remain UNDETERMINED.</w:t>
       </w:r>
     </w:p>
     <w:p>
@@ -1049,7 +1049,7 @@
     </w:p>
     <w:p>
       <w:r>
-        <w:t>142 counties were re-checked by a blind verifier; 128 agreed. Disagreements, now UNKNOWN: Cherokee, Childress, Dimmit, Foard, Garza, Hamilton, Irion, Kent, Lamar, Robertson, San Saba, Terrell, Throckmorton.</w:t>
+        <w:t>148 counties were re-checked by a blind verifier; 134 agreed. Disagreements, now UNKNOWN: Cherokee, Childress, Dimmit, Foard, Garza, Hamilton, Irion, Kent, Lamar, Robertson, San Saba, Terrell, Throckmorton.</w:t>
       </w:r>
     </w:p>
     <w:p>
@@ -1073,7 +1073,7 @@
         <w:pStyle w:val="ListBullet"/>
       </w:pPr>
       <w:r>
-        <w:t>74 counties are UNKNOWN. Most post election-night reports that are later overwritten, use web servers that do not report upload times, or block automated requests.</w:t>
+        <w:t>69 counties are UNKNOWN. Most post election-night reports that are later overwritten, use web servers that do not report upload times, or block automated requests.</w:t>
       </w:r>
     </w:p>
     <w:p>

--- a/summary.docx
+++ b/summary.docx
@@ -13,7 +13,7 @@
     </w:p>
     <w:p>
       <w:r>
-        <w:t>Phase 1 results for all 254 counties. Generated 2026-10-03 00:15 UTC from counties.csv.</w:t>
+        <w:t>Phase 1 results for all 254 counties. Generated 2026-10-03 02:27 UTC from counties.csv.</w:t>
       </w:r>
     </w:p>
     <w:p>
@@ -361,7 +361,7 @@
     </w:p>
     <w:p>
       <w:r>
-        <w:t>53 counties publish precinct results on election night (26 through the night, 27 once with the final unofficial count). 131 publish county totals on election night and precinct detail later. 1 publish no results themselves. 69 cannot be decided from public evidence.</w:t>
+        <w:t>53 counties publish precinct results on election night (26 through the night, 27 once with the final unofficial count). 132 publish county totals on election night and precinct detail later. 1 publish no results themselves. 68 cannot be decided from public evidence.</w:t>
       </w:r>
     </w:p>
     <w:p>
@@ -558,7 +558,7 @@
           </w:tcPr>
           <w:p>
             <w:r>
-              <w:t>131</w:t>
+              <w:t>132</w:t>
             </w:r>
           </w:p>
         </w:tc>
@@ -588,7 +588,7 @@
           </w:tcPr>
           <w:p>
             <w:r>
-              <w:t>60</w:t>
+              <w:t>61</w:t>
             </w:r>
           </w:p>
         </w:tc>
@@ -662,7 +662,7 @@
           </w:tcPr>
           <w:p>
             <w:r>
-              <w:t>69</w:t>
+              <w:t>68</w:t>
             </w:r>
           </w:p>
         </w:tc>
@@ -692,7 +692,7 @@
           </w:tcPr>
           <w:p>
             <w:r>
-              <w:t>69</w:t>
+              <w:t>68</w:t>
             </w:r>
           </w:p>
         </w:tc>
@@ -855,7 +855,7 @@
           </w:tcPr>
           <w:p>
             <w:r>
-              <w:t>64</w:t>
+              <w:t>65</w:t>
             </w:r>
           </w:p>
         </w:tc>
@@ -875,7 +875,7 @@
           </w:tcPr>
           <w:p>
             <w:r>
-              <w:t>149</w:t>
+              <w:t>148</w:t>
             </w:r>
           </w:p>
         </w:tc>
@@ -897,7 +897,7 @@
           </w:tcPr>
           <w:p>
             <w:r>
-              <w:t>25</w:t>
+              <w:t>26</w:t>
             </w:r>
           </w:p>
         </w:tc>
@@ -917,7 +917,7 @@
           </w:tcPr>
           <w:p>
             <w:r>
-              <w:t>85</w:t>
+              <w:t>86</w:t>
             </w:r>
           </w:p>
         </w:tc>
@@ -937,7 +937,7 @@
           </w:tcPr>
           <w:p>
             <w:r>
-              <w:t>125</w:t>
+              <w:t>123</w:t>
             </w:r>
           </w:p>
         </w:tc>
@@ -1008,7 +1008,7 @@
     <w:p/>
     <w:p>
       <w:r>
-        <w:t>Of 762 county-elections, 371 were determined: 82 by check 1 (vendor update log), 284 by check 2 (county-posted reports), and 5 by check 3 (Wayback captures). 391 remain UNDETERMINED.</w:t>
+        <w:t>Of 762 county-elections, 374 were determined: 82 by check 1 (vendor update log), 286 by check 2 (county-posted reports), and 6 by check 3 (Wayback captures). 388 remain UNDETERMINED.</w:t>
       </w:r>
     </w:p>
     <w:p>
@@ -1049,7 +1049,7 @@
     </w:p>
     <w:p>
       <w:r>
-        <w:t>148 counties were re-checked by a blind verifier; 134 agreed. Disagreements, now UNKNOWN: Cherokee, Childress, Dimmit, Foard, Garza, Hamilton, Irion, Kent, Lamar, Robertson, San Saba, Terrell, Throckmorton.</w:t>
+        <w:t>150 counties were re-checked by a blind verifier; 135 agreed. Disagreements, now UNKNOWN: Cherokee, Childress, Dimmit, Ellis, Foard, Garza, Hamilton, Irion, Kent, Lamar, Robertson, San Saba, Terrell, Throckmorton.</w:t>
       </w:r>
     </w:p>
     <w:p>
@@ -1073,7 +1073,7 @@
         <w:pStyle w:val="ListBullet"/>
       </w:pPr>
       <w:r>
-        <w:t>69 counties are UNKNOWN. Most post election-night reports that are later overwritten, use web servers that do not report upload times, or block automated requests.</w:t>
+        <w:t>68 counties are UNKNOWN. Most post election-night reports that are later overwritten, use web servers that do not report upload times, or block automated requests.</w:t>
       </w:r>
     </w:p>
     <w:p>

--- a/summary.docx
+++ b/summary.docx
@@ -13,7 +13,7 @@
     </w:p>
     <w:p>
       <w:r>
-        <w:t>Phase 1 results for all 254 counties. Generated 2026-10-03 02:27 UTC from counties.csv.</w:t>
+        <w:t>Phase 1 results for all 254 counties. Generated 2026-10-03 02:29 UTC from counties.csv.</w:t>
       </w:r>
     </w:p>
     <w:p>
@@ -361,7 +361,7 @@
     </w:p>
     <w:p>
       <w:r>
-        <w:t>53 counties publish precinct results on election night (26 through the night, 27 once with the final unofficial count). 132 publish county totals on election night and precinct detail later. 1 publish no results themselves. 68 cannot be decided from public evidence.</w:t>
+        <w:t>54 counties publish precinct results on election night (27 through the night, 27 once with the final unofficial count). 132 publish county totals on election night and precinct detail later. 1 publish no results themselves. 67 cannot be decided from public evidence.</w:t>
       </w:r>
     </w:p>
     <w:p>
@@ -454,7 +454,7 @@
           </w:tcPr>
           <w:p>
             <w:r>
-              <w:t>26</w:t>
+              <w:t>27</w:t>
             </w:r>
           </w:p>
         </w:tc>
@@ -484,7 +484,7 @@
           </w:tcPr>
           <w:p>
             <w:r>
-              <w:t>3</w:t>
+              <w:t>4</w:t>
             </w:r>
           </w:p>
         </w:tc>
@@ -662,7 +662,7 @@
           </w:tcPr>
           <w:p>
             <w:r>
-              <w:t>68</w:t>
+              <w:t>67</w:t>
             </w:r>
           </w:p>
         </w:tc>
@@ -692,7 +692,7 @@
           </w:tcPr>
           <w:p>
             <w:r>
-              <w:t>68</w:t>
+              <w:t>67</w:t>
             </w:r>
           </w:p>
         </w:tc>
@@ -717,10 +717,10 @@
         <w:rPr>
           <w:b/>
         </w:rPr>
-        <w:t xml:space="preserve">LIVE_PRECINCT (26): </w:t>
+        <w:t xml:space="preserve">LIVE_PRECINCT (27): </w:t>
       </w:r>
       <w:r>
-        <w:t>Bell (low), Bexar (high), Comal (low), Dallas (high), Denton (high), El Paso (high), Fort Bend (high), Galveston (high), Harris (med), Hidalgo (high), Hunt (high), Jefferson (high), Kaufman (high), Kendall (high), Lubbock (med), Midland (high), Montague (high), Nueces (high), Parker (high), Rockwall (high), Rusk (high), Tarrant (high), Travis (high), Victoria (high), Williamson (low), Wood (high)</w:t>
+        <w:t>Bell (low), Bexar (high), Comal (low), Dallas (high), Denton (high), El Paso (high), Ellis (low), Fort Bend (high), Galveston (high), Harris (med), Hidalgo (high), Hunt (high), Jefferson (high), Kaufman (high), Kendall (high), Lubbock (med), Midland (high), Montague (high), Nueces (high), Parker (high), Rockwall (high), Rusk (high), Tarrant (high), Travis (high), Victoria (high), Williamson (low), Wood (high)</w:t>
       </w:r>
     </w:p>
     <w:p>
@@ -1049,7 +1049,7 @@
     </w:p>
     <w:p>
       <w:r>
-        <w:t>150 counties were re-checked by a blind verifier; 135 agreed. Disagreements, now UNKNOWN: Cherokee, Childress, Dimmit, Ellis, Foard, Garza, Hamilton, Irion, Kent, Lamar, Robertson, San Saba, Terrell, Throckmorton.</w:t>
+        <w:t>150 counties were re-checked by a blind verifier; 136 agreed. Disagreements, now UNKNOWN: Cherokee, Childress, Dimmit, Foard, Garza, Hamilton, Irion, Kent, Lamar, Robertson, San Saba, Terrell, Throckmorton.</w:t>
       </w:r>
     </w:p>
     <w:p>
@@ -1073,7 +1073,7 @@
         <w:pStyle w:val="ListBullet"/>
       </w:pPr>
       <w:r>
-        <w:t>68 counties are UNKNOWN. Most post election-night reports that are later overwritten, use web servers that do not report upload times, or block automated requests.</w:t>
+        <w:t>67 counties are UNKNOWN. Most post election-night reports that are later overwritten, use web servers that do not report upload times, or block automated requests.</w:t>
       </w:r>
     </w:p>
     <w:p>

--- a/summary.docx
+++ b/summary.docx
@@ -13,7 +13,7 @@
     </w:p>
     <w:p>
       <w:r>
-        <w:t>Phase 1 results for all 254 counties. Generated 2026-10-03 02:29 UTC from counties.csv.</w:t>
+        <w:t>Phase 1 results for all 254 counties. Generated 2026-10-03 04:39 UTC from counties.csv.</w:t>
       </w:r>
     </w:p>
     <w:p>
@@ -578,7 +578,7 @@
           </w:tcPr>
           <w:p>
             <w:r>
-              <w:t>70</w:t>
+              <w:t>71</w:t>
             </w:r>
           </w:p>
         </w:tc>
@@ -588,7 +588,7 @@
           </w:tcPr>
           <w:p>
             <w:r>
-              <w:t>61</w:t>
+              <w:t>60</w:t>
             </w:r>
           </w:p>
         </w:tc>
@@ -979,7 +979,7 @@
           </w:tcPr>
           <w:p>
             <w:r>
-              <w:t>94</w:t>
+              <w:t>95</w:t>
             </w:r>
           </w:p>
         </w:tc>
@@ -999,7 +999,7 @@
           </w:tcPr>
           <w:p>
             <w:r>
-              <w:t>117</w:t>
+              <w:t>116</w:t>
             </w:r>
           </w:p>
         </w:tc>
@@ -1008,7 +1008,7 @@
     <w:p/>
     <w:p>
       <w:r>
-        <w:t>Of 762 county-elections, 374 were determined: 82 by check 1 (vendor update log), 286 by check 2 (county-posted reports), and 6 by check 3 (Wayback captures). 388 remain UNDETERMINED.</w:t>
+        <w:t>Of 762 county-elections, 375 were determined: 82 by check 1 (vendor update log), 287 by check 2 (county-posted reports), and 6 by check 3 (Wayback captures). 387 remain UNDETERMINED.</w:t>
       </w:r>
     </w:p>
     <w:p>

--- a/summary.docx
+++ b/summary.docx
@@ -13,7 +13,7 @@
     </w:p>
     <w:p>
       <w:r>
-        <w:t>Phase 1 results for all 254 counties. Generated 2026-10-03 04:39 UTC from counties.csv.</w:t>
+        <w:t>Phase 1 results for all 254 counties. Generated 2026-10-03 11:34 UTC from counties.csv.</w:t>
       </w:r>
     </w:p>
     <w:p>
@@ -578,7 +578,7 @@
           </w:tcPr>
           <w:p>
             <w:r>
-              <w:t>71</w:t>
+              <w:t>72</w:t>
             </w:r>
           </w:p>
         </w:tc>
@@ -588,7 +588,7 @@
           </w:tcPr>
           <w:p>
             <w:r>
-              <w:t>60</w:t>
+              <w:t>59</w:t>
             </w:r>
           </w:p>
         </w:tc>
@@ -835,7 +835,7 @@
           </w:tcPr>
           <w:p>
             <w:r>
-              <w:t>25</w:t>
+              <w:t>26</w:t>
             </w:r>
           </w:p>
         </w:tc>
@@ -845,7 +845,7 @@
           </w:tcPr>
           <w:p>
             <w:r>
-              <w:t>15</w:t>
+              <w:t>16</w:t>
             </w:r>
           </w:p>
         </w:tc>
@@ -855,7 +855,7 @@
           </w:tcPr>
           <w:p>
             <w:r>
-              <w:t>65</w:t>
+              <w:t>66</w:t>
             </w:r>
           </w:p>
         </w:tc>
@@ -875,7 +875,7 @@
           </w:tcPr>
           <w:p>
             <w:r>
-              <w:t>148</w:t>
+              <w:t>145</w:t>
             </w:r>
           </w:p>
         </w:tc>
@@ -917,7 +917,7 @@
           </w:tcPr>
           <w:p>
             <w:r>
-              <w:t>86</w:t>
+              <w:t>87</w:t>
             </w:r>
           </w:p>
         </w:tc>
@@ -937,7 +937,7 @@
           </w:tcPr>
           <w:p>
             <w:r>
-              <w:t>123</w:t>
+              <w:t>122</w:t>
             </w:r>
           </w:p>
         </w:tc>
@@ -1008,7 +1008,7 @@
     <w:p/>
     <w:p>
       <w:r>
-        <w:t>Of 762 county-elections, 375 were determined: 82 by check 1 (vendor update log), 287 by check 2 (county-posted reports), and 6 by check 3 (Wayback captures). 387 remain UNDETERMINED.</w:t>
+        <w:t>Of 762 county-elections, 379 were determined: 82 by check 1 (vendor update log), 287 by check 2 (county-posted reports), and 10 by check 3 (Wayback captures). 383 remain UNDETERMINED.</w:t>
       </w:r>
     </w:p>
     <w:p>
